--- a/источники/сданные/Отчёт 1. Верификация требований.docx
+++ b/источники/сданные/Отчёт 1. Верификация требований.docx
@@ -89,6 +89,15 @@
         <w:t>Карев Денис Викторович</w:t>
         <w:br/>
         <w:t>Коновалов Дмитрий Романович</w:t>
+        <w:br/>
+      </w:r>
+      <w:r>
+        <w:rPr>
+          <w:lang w:val="ru-RU"/>
+        </w:rPr>
+        <w:t>Пытков Роман Евгеньевич</w:t>
+        <w:br/>
+        <w:t>Дутов Данил Вячеславович</w:t>
       </w:r>
       <w:r>
         <w:br w:type="page"/>
@@ -5259,7 +5268,7 @@
     <w:p>
       <w:pPr>
         <w:pStyle w:val="Heading1"/>
-        <w:spacing w:lineRule="auto" w:line="240" w:before="480" w:after="80"/>
+        <w:spacing w:lineRule="auto" w:line="240" w:before="0" w:after="80"/>
         <w:rPr>
           <w:lang w:val="ru-RU"/>
         </w:rPr>
@@ -10125,15 +10134,15 @@
       <w:rFonts w:ascii="Tinos" w:hAnsi="Tinos" w:cs="Noto Sans Devanagari"/>
     </w:rPr>
   </w:style>
-  <w:style w:type="paragraph" w:styleId="user2">
-    <w:name w:val="Колонтитулы (user)"/>
+  <w:style w:type="paragraph" w:styleId="Style7">
+    <w:name w:val="Колонтитулы"/>
     <w:basedOn w:val="Normal"/>
     <w:qFormat/>
     <w:pPr/>
     <w:rPr/>
   </w:style>
-  <w:style w:type="paragraph" w:styleId="Style7">
-    <w:name w:val="Колонтитулы"/>
+  <w:style w:type="paragraph" w:styleId="user2">
+    <w:name w:val="Колонтитулы (user)"/>
     <w:basedOn w:val="Normal"/>
     <w:qFormat/>
     <w:pPr/>
@@ -10515,7 +10524,7 @@
   </w:style>
   <w:style w:type="paragraph" w:styleId="IndexHeading">
     <w:name w:val="index heading"/>
-    <w:basedOn w:val="user"/>
+    <w:basedOn w:val="Style5"/>
     <w:pPr/>
     <w:rPr/>
   </w:style>
@@ -10533,8 +10542,8 @@
     </w:pPr>
     <w:rPr/>
   </w:style>
-  <w:style w:type="paragraph" w:styleId="user3">
-    <w:name w:val="Содержимое таблицы (user)"/>
+  <w:style w:type="paragraph" w:styleId="Style8">
+    <w:name w:val="Содержимое таблицы"/>
     <w:basedOn w:val="Normal"/>
     <w:qFormat/>
     <w:pPr>
@@ -10543,9 +10552,9 @@
     </w:pPr>
     <w:rPr/>
   </w:style>
-  <w:style w:type="paragraph" w:styleId="user4">
-    <w:name w:val="Заголовок таблицы (user)"/>
-    <w:basedOn w:val="user3"/>
+  <w:style w:type="paragraph" w:styleId="Style9">
+    <w:name w:val="Заголовок таблицы"/>
+    <w:basedOn w:val="Style8"/>
     <w:qFormat/>
     <w:pPr>
       <w:suppressLineNumbers/>
@@ -10556,8 +10565,8 @@
       <w:bCs/>
     </w:rPr>
   </w:style>
-  <w:style w:type="numbering" w:styleId="user5" w:default="1">
-    <w:name w:val="Без списка (user)"/>
+  <w:style w:type="numbering" w:styleId="Style10" w:default="1">
+    <w:name w:val="Без списка"/>
     <w:uiPriority w:val="99"/>
     <w:semiHidden/>
     <w:unhideWhenUsed/>
